--- a/report_arjun.docx
+++ b/report_arjun.docx
@@ -2940,6 +2940,15 @@
         <w:pStyle w:val="ListParagraph"/>
         <w:ind w:left="0" w:firstLine="0"/>
         <w:rPr>
+          <w:noProof/>
+        </w:rPr>
+      </w:pPr>
+    </w:p>
+    <w:p>
+      <w:pPr>
+        <w:pStyle w:val="ListParagraph"/>
+        <w:ind w:left="0" w:firstLine="0"/>
+        <w:rPr>
           <w:rFonts w:ascii="Calibri" w:hAnsi="Calibri" w:cs="Calibri"/>
           <w:b/>
           <w:bCs/>
@@ -2951,10 +2960,10 @@
           <w:noProof/>
         </w:rPr>
         <w:drawing>
-          <wp:inline distT="0" distB="0" distL="0" distR="0" wp14:anchorId="6FEBDEE7" wp14:editId="2C7CEE77">
-            <wp:extent cx="5229225" cy="695325"/>
-            <wp:effectExtent l="0" t="0" r="9525" b="9525"/>
-            <wp:docPr id="1293438847" name="Picture 1"/>
+          <wp:inline distT="0" distB="0" distL="0" distR="0" wp14:anchorId="332548BB" wp14:editId="5E509137">
+            <wp:extent cx="4684962" cy="1399540"/>
+            <wp:effectExtent l="0" t="0" r="1905" b="0"/>
+            <wp:docPr id="547046166" name="Picture 1"/>
             <wp:cNvGraphicFramePr>
               <a:graphicFrameLocks xmlns:a="http://schemas.openxmlformats.org/drawingml/2006/main" noChangeAspect="1"/>
             </wp:cNvGraphicFramePr>
@@ -2962,12 +2971,12 @@
               <a:graphicData uri="http://schemas.openxmlformats.org/drawingml/2006/picture">
                 <pic:pic xmlns:pic="http://schemas.openxmlformats.org/drawingml/2006/picture">
                   <pic:nvPicPr>
-                    <pic:cNvPr id="1293438847" name=""/>
+                    <pic:cNvPr id="547046166" name=""/>
                     <pic:cNvPicPr/>
                   </pic:nvPicPr>
                   <pic:blipFill rotWithShape="1">
                     <a:blip r:embed="rId8"/>
-                    <a:srcRect l="35423" t="32754" r="16910" b="56077"/>
+                    <a:srcRect l="14650" t="36532" r="52399" b="45970"/>
                     <a:stretch>
                       <a:fillRect/>
                     </a:stretch>
@@ -2975,7 +2984,7 @@
                   <pic:spPr bwMode="auto">
                     <a:xfrm>
                       <a:off x="0" y="0"/>
-                      <a:ext cx="5282539" cy="702414"/>
+                      <a:ext cx="4696200" cy="1402897"/>
                     </a:xfrm>
                     <a:prstGeom prst="rect">
                       <a:avLst/>
@@ -3490,6 +3499,7 @@
           <w:sz w:val="20"/>
           <w:szCs w:val="20"/>
         </w:rPr>
+        <w:lastRenderedPageBreak/>
         <w:t>Next, a user-item matrix is built, where each row represents a user, each column represents a product, and each value represents the interaction score. This matrix is usually sparse because most users only interact with a small number of products.</w:t>
       </w:r>
     </w:p>
@@ -3539,17 +3549,7 @@
           <w:sz w:val="20"/>
           <w:szCs w:val="20"/>
         </w:rPr>
-        <w:t xml:space="preserve"> (also known as </w:t>
-      </w:r>
-      <w:r>
-        <w:rPr>
-          <w:rFonts w:ascii="Calibri" w:hAnsi="Calibri" w:cs="Calibri"/>
-          <w:color w:val="000000" w:themeColor="text1"/>
-          <w:sz w:val="20"/>
-          <w:szCs w:val="20"/>
-        </w:rPr>
-        <w:lastRenderedPageBreak/>
-        <w:t>item/product factors)</w:t>
+        <w:t xml:space="preserve"> (also known as item/product factors)</w:t>
       </w:r>
       <w:r>
         <w:rPr>
@@ -4260,6 +4260,7 @@
         <w:rPr>
           <w:rFonts w:ascii="Calibri" w:hAnsi="Calibri" w:cs="Calibri"/>
         </w:rPr>
+        <w:lastRenderedPageBreak/>
         <w:t xml:space="preserve">   ↓</w:t>
       </w:r>
     </w:p>
@@ -4366,7 +4367,6 @@
         <w:rPr>
           <w:rFonts w:ascii="Calibri" w:hAnsi="Calibri" w:cs="Calibri"/>
         </w:rPr>
-        <w:lastRenderedPageBreak/>
         <w:t xml:space="preserve"> </w:t>
       </w:r>
       <w:r>
@@ -5039,6 +5039,7 @@
           <w:noProof/>
           <w:szCs w:val="20"/>
         </w:rPr>
+        <w:lastRenderedPageBreak/>
         <w:drawing>
           <wp:inline distT="0" distB="0" distL="0" distR="0" wp14:anchorId="3D9D5837" wp14:editId="6D996410">
             <wp:extent cx="3909848" cy="355600"/>
@@ -5378,7 +5379,6 @@
           <w:bdr w:val="none" w:sz="0" w:space="0" w:color="auto" w:frame="1"/>
           <w14:ligatures w14:val="none"/>
         </w:rPr>
-        <w:lastRenderedPageBreak/>
         <w:t>λ</w:t>
       </w:r>
       <w:r>
@@ -6127,7 +6127,14 @@
         <w:rPr>
           <w:rFonts w:ascii="Calibri" w:hAnsi="Calibri" w:cs="Calibri"/>
         </w:rPr>
-        <w:t xml:space="preserve"> measures how many of the relevant items are successfully retrieved within the top K recommendations. These metrics help us understand both the accuracy and coverage of the recommendation models.</w:t>
+        <w:t xml:space="preserve"> measures how many of the relevant items are successfully retrieved within </w:t>
+      </w:r>
+      <w:r>
+        <w:rPr>
+          <w:rFonts w:ascii="Calibri" w:hAnsi="Calibri" w:cs="Calibri"/>
+        </w:rPr>
+        <w:lastRenderedPageBreak/>
+        <w:t>the top K recommendations. These metrics help us understand both the accuracy and coverage of the recommendation models.</w:t>
       </w:r>
     </w:p>
     <w:p>
@@ -6172,7 +6179,6 @@
         <w:rPr>
           <w:rFonts w:ascii="Calibri" w:hAnsi="Calibri" w:cs="Calibri"/>
         </w:rPr>
-        <w:lastRenderedPageBreak/>
         <w:t xml:space="preserve">For training and evaluation, the dataset is divided using the </w:t>
       </w:r>
       <w:proofErr w:type="spellStart"/>
@@ -8207,25 +8213,7 @@
           <w:bCs/>
           <w:szCs w:val="20"/>
         </w:rPr>
-        <w:t xml:space="preserve">Figure </w:t>
-      </w:r>
-      <w:r>
-        <w:rPr>
-          <w:rFonts w:ascii="Calibri" w:hAnsi="Calibri" w:cs="Calibri"/>
-          <w:b/>
-          <w:bCs/>
-          <w:szCs w:val="20"/>
-        </w:rPr>
-        <w:t>5</w:t>
-      </w:r>
-      <w:r>
-        <w:rPr>
-          <w:rFonts w:ascii="Calibri" w:hAnsi="Calibri" w:cs="Calibri"/>
-          <w:b/>
-          <w:bCs/>
-          <w:szCs w:val="20"/>
-        </w:rPr>
-        <w:t>: Example Recommendations for “God of War PS2 Chains of Olympus”</w:t>
+        <w:t>Figure 5: Example Recommendations for “God of War PS2 Chains of Olympus”</w:t>
       </w:r>
     </w:p>
     <w:p>
@@ -9619,16 +9607,7 @@
           <w:bCs/>
           <w:szCs w:val="20"/>
         </w:rPr>
-        <w:t>6</w:t>
-      </w:r>
-      <w:r>
-        <w:rPr>
-          <w:rFonts w:ascii="Calibri" w:hAnsi="Calibri" w:cs="Calibri"/>
-          <w:b/>
-          <w:bCs/>
-          <w:szCs w:val="20"/>
-        </w:rPr>
-        <w:t>: Example of Recommendations for “Lay’s Classic Potato Chips”</w:t>
+        <w:t>6: Example of Recommendations for “Lay’s Classic Potato Chips”</w:t>
       </w:r>
     </w:p>
     <w:p>
@@ -9791,6 +9770,16 @@
     </w:p>
     <w:p>
       <w:pPr>
+        <w:pStyle w:val="ListParagraph"/>
+        <w:ind w:left="0"/>
+        <w:rPr>
+          <w:rFonts w:ascii="Calibri" w:hAnsi="Calibri" w:cs="Calibri"/>
+          <w:szCs w:val="20"/>
+        </w:rPr>
+      </w:pPr>
+    </w:p>
+    <w:p>
+      <w:pPr>
         <w:pStyle w:val="NormalWeb"/>
         <w:spacing w:before="0" w:beforeAutospacing="0" w:after="0" w:afterAutospacing="0" w:line="276" w:lineRule="auto"/>
         <w:ind w:left="10"/>
@@ -9801,14 +9790,6 @@
           <w:color w:val="000000" w:themeColor="text1"/>
           <w:sz w:val="20"/>
           <w:szCs w:val="20"/>
-        </w:rPr>
-      </w:pPr>
-    </w:p>
-    <w:p>
-      <w:pPr>
-        <w:pStyle w:val="Heading3"/>
-        <w:rPr>
-          <w:rFonts w:ascii="Calibri" w:hAnsi="Calibri" w:cs="Calibri"/>
         </w:rPr>
       </w:pPr>
     </w:p>
@@ -10273,7 +10254,6 @@
           <w:sz w:val="20"/>
           <w:szCs w:val="20"/>
         </w:rPr>
-        <w:lastRenderedPageBreak/>
         <w:t>Not Done</w:t>
       </w:r>
     </w:p>
@@ -14328,6 +14308,7 @@
   <w:style w:type="character" w:default="1" w:styleId="DefaultParagraphFont">
     <w:name w:val="Default Paragraph Font"/>
     <w:uiPriority w:val="1"/>
+    <w:semiHidden/>
     <w:unhideWhenUsed/>
   </w:style>
   <w:style w:type="table" w:default="1" w:styleId="TableNormal">
